--- a/daily-reports/2026-09-07/report.docx
+++ b/daily-reports/2026-09-07/report.docx
@@ -28,28 +28,28 @@
         <w:pStyle w:val="Heading2"/>
       </w:pPr>
       <w:r>
-        <w:t>1. lnkiai/m3e-canvas  ⭐ 4,385</w:t>
+        <w:t>1. lnkiai/m3e-canvas  ⭐ 4,398</w:t>
       </w:r>
     </w:p>
     <w:p>
       <w:r>
-        <w:t>语言：TypeScript ｜ Stars：4,385 ｜ Forks：378</w:t>
+        <w:t>语言：TypeScript ｜ Stars：4,398 ｜ Forks：378</w:t>
         <w:br/>
       </w:r>
       <w:r>
-        <w:t>这是什么：这是一个在浏览器里画图的工具，可以让你像用画板一样设计手机或网页的界面，画完还能自动生成编程用的提示词，方便你让AI帮你写代码。</w:t>
+        <w:t>这是什么：这是一个在浏览器里画图的工具，专门用来设计安卓手机应用界面的草图，画完还能直接变成写代码的提示词。</w:t>
         <w:br/>
       </w:r>
       <w:r>
-        <w:t>能用来做什么：你可以用它快速画出界面草图，然后直接得到对应的代码提示，省去手动写代码的麻烦。</w:t>
+        <w:t>能用来做什么：你可以用它快速画出应用界面的样子，然后自动生成给AI写代码的指令，省去手动写提示的麻烦。</w:t>
         <w:br/>
       </w:r>
       <w:r>
-        <w:t>适用领域：界面设计、原型制作、AI辅助编程</w:t>
+        <w:t>适用领域：移动应用设计、UI设计、AI辅助开发</w:t>
         <w:br/>
       </w:r>
       <w:r>
-        <w:t>对新手有什么帮助：适合想学界面设计或编程的新手，可以直观地看到设计如何变成代码。</w:t>
+        <w:t>对新手有什么帮助：适合想学界面设计或AI编程的新手，能直观看到草图如何变成代码提示。</w:t>
         <w:br/>
       </w:r>
       <w:r>
@@ -61,28 +61,28 @@
         <w:pStyle w:val="Heading2"/>
       </w:pPr>
       <w:r>
-        <w:t>2. anthropics/commerce-agents  ⭐ 2,263</w:t>
+        <w:t>2. anthropics/commerce-agents  ⭐ 2,275</w:t>
       </w:r>
     </w:p>
     <w:p>
       <w:r>
-        <w:t>语言：Python ｜ Stars：2,263 ｜ Forks：390</w:t>
+        <w:t>语言：Python ｜ Stars：2,275 ｜ Forks：392</w:t>
         <w:br/>
       </w:r>
       <w:r>
-        <w:t>这是什么：这是一个参考项目，教你如何用Claude（AI助手）来构建购物和商家智能体（可以自动处理任务的程序）。里面包含了零售、电商、电信和娱乐等行业的例子。</w:t>
+        <w:t>这是什么：这是一个参考项目，展示了如何用Claude构建购物和商家助手，包含零售、电商、电信和娱乐的例子。</w:t>
         <w:br/>
       </w:r>
       <w:r>
-        <w:t>能用来做什么：你可以参考它来开发自己的智能购物助手，比如自动推荐商品、处理订单或回答客户问题。</w:t>
+        <w:t>能用来做什么：你可以参考它来搭建自己的智能客服或购物推荐系统，比如自动回答商品问题或处理订单。</w:t>
         <w:br/>
       </w:r>
       <w:r>
-        <w:t>适用领域：电商、零售、电信、娱乐</w:t>
+        <w:t>适用领域：电子商务、零售、客服系统、AI应用开发</w:t>
         <w:br/>
       </w:r>
       <w:r>
-        <w:t>对新手有什么帮助：适合想了解AI在商业中应用的新手，通过例子学习如何搭建智能体。</w:t>
+        <w:t>对新手有什么帮助：对想了解AI在商业中应用的新手很有用，能学到实际项目的结构。</w:t>
         <w:br/>
       </w:r>
       <w:r>
@@ -94,28 +94,28 @@
         <w:pStyle w:val="Heading2"/>
       </w:pPr>
       <w:r>
-        <w:t>3. ashemag/human-atlas  ⭐ 1,494</w:t>
+        <w:t>3. ashemag/human-atlas  ⭐ 1,513</w:t>
       </w:r>
     </w:p>
     <w:p>
       <w:r>
-        <w:t>语言：TypeScript ｜ Stars：1,494 ｜ Forks：389</w:t>
+        <w:t>语言：TypeScript ｜ Stars：1,513 ｜ Forks：396</w:t>
         <w:br/>
       </w:r>
       <w:r>
-        <w:t>这是什么：这是一个开源的3D人体解剖探索工具，包含两千多个可点击的人体部位模型，可以分层查看，还能搜索和分解视图。</w:t>
+        <w:t>这是什么：这是一个开源的3D人体解剖浏览器，包含2234个可点击的人体部位模型，支持分层显示、搜索和爆炸视图。</w:t>
         <w:br/>
       </w:r>
       <w:r>
-        <w:t>能用来做什么：你可以用它来学习人体结构，比如查看骨骼、肌肉或器官，并旋转、放大观察细节。</w:t>
+        <w:t>能用来做什么：你可以用它来探索人体结构，比如点击骨骼查看名称，或分离器官看细节，适合学习或教学。</w:t>
         <w:br/>
       </w:r>
       <w:r>
-        <w:t>适用领域：医学教育、生物学习、健康科普</w:t>
+        <w:t>适用领域：医学教育、生物学习、3D可视化</w:t>
         <w:br/>
       </w:r>
       <w:r>
-        <w:t>对新手有什么帮助：适合医学生或对解剖感兴趣的新手，直观地探索人体奥秘。</w:t>
+        <w:t>对新手有什么帮助：对医学生或好奇人体结构的新手来说，是直观的互动学习工具。</w:t>
         <w:br/>
       </w:r>
       <w:r>
@@ -127,28 +127,28 @@
         <w:pStyle w:val="Heading2"/>
       </w:pPr>
       <w:r>
-        <w:t>4. Rion-Wu-tech/wechat-intelligence-hub  ⭐ 1,358</w:t>
+        <w:t>4. Rion-Wu-tech/wechat-intelligence-hub  ⭐ 1,381</w:t>
       </w:r>
     </w:p>
     <w:p>
       <w:r>
-        <w:t>语言：Python ｜ Stars：1,358 ｜ Forks：1,613</w:t>
+        <w:t>语言：Python ｜ Stars：1,381 ｜ Forks：1,649</w:t>
         <w:br/>
       </w:r>
       <w:r>
-        <w:t>这是什么：这是一个本地优先的微信智能系统，可以让你通过命令行（一种用文字指令操作电脑的方式）读取微信聊天记录，搜索历史消息，生成每日简报，还能跟踪待办事项和机会。</w:t>
+        <w:t>这是什么：这是一个本地优先的微信智能系统，提供只读命令行、Codex技能、可搜索聊天记录、每日简报和跟进提醒。</w:t>
         <w:br/>
       </w:r>
       <w:r>
-        <w:t>能用来做什么：你可以用它来整理和分析自己的微信聊天，比如查找重要信息、生成每日总结，或者提醒自己跟进某些对话。</w:t>
+        <w:t>能用来做什么：你可以用它来管理微信聊天记录，比如搜索历史消息、生成每日总结，或跟踪重要事项。</w:t>
         <w:br/>
       </w:r>
       <w:r>
-        <w:t>适用领域：个人管理、信息检索、自动化办公</w:t>
+        <w:t>适用领域：个人效率、信息管理、自动化</w:t>
         <w:br/>
       </w:r>
       <w:r>
-        <w:t>对新手有什么帮助：适合想提高效率的新手，学会用代码工具管理自己的社交数据。</w:t>
+        <w:t>对新手有什么帮助：适合想提升微信使用效率的新手，能学会如何用命令行工具处理数据。</w:t>
         <w:br/>
       </w:r>
       <w:r>
@@ -160,28 +160,28 @@
         <w:pStyle w:val="Heading2"/>
       </w:pPr>
       <w:r>
-        <w:t>5. pierrenade/short-video-generator-AI  ⭐ 1,027</w:t>
+        <w:t>5. pierrenade/short-video-generator-AI  ⭐ 1,043</w:t>
       </w:r>
     </w:p>
     <w:p>
       <w:r>
-        <w:t>语言：Python ｜ Stars：1,027 ｜ Forks：155</w:t>
+        <w:t>语言：Python ｜ Stars：1,043 ｜ Forks：155</w:t>
         <w:br/>
       </w:r>
       <w:r>
-        <w:t>这是什么：这是一个免费开源项目，可以把YouTube长视频自动转换成适合传播的短视频。它能自动检测精彩片段、加字幕、翻译，甚至配音。</w:t>
+        <w:t>这是什么：这是一个免费开源项目，能把YouTube长视频自动变成热门短视频，包括精彩片段检测、字幕、翻译和配音。</w:t>
         <w:br/>
       </w:r>
       <w:r>
-        <w:t>能用来做什么：你可以用它把长视频（比如教程、演讲）剪成多个短视频，方便发布到抖音、快手等平台。</w:t>
+        <w:t>能用来做什么：你可以输入一个YouTube视频链接，它就会自动剪辑出精彩部分，加上字幕和配音，生成适合分享的短视频。</w:t>
         <w:br/>
       </w:r>
       <w:r>
-        <w:t>适用领域：视频制作、内容创作、社交媒体运营</w:t>
+        <w:t>适用领域：视频制作、内容创作、社交媒体营销</w:t>
         <w:br/>
       </w:r>
       <w:r>
-        <w:t>对新手有什么帮助：适合想尝试视频剪辑的新手，无需专业软件，一键生成短视频。</w:t>
+        <w:t>对新手有什么帮助：对想尝试短视频创作的新手很友好，无需专业剪辑技能就能生成成品。</w:t>
         <w:br/>
       </w:r>
       <w:r>
@@ -212,7 +212,7 @@
         <w:t>Your intellectual fly is open when you use an LLM to author a post (2025)</w:t>
       </w:r>
       <w:r>
-        <w:t>（👍 624）</w:t>
+        <w:t>（👍 626）</w:t>
       </w:r>
       <w:r>
         <w:br/>
@@ -220,7 +220,7 @@
       </w:r>
       <w:r>
         <w:br/>
-        <w:t>摘要：这篇文章讨论了使用大型语言模型（LLM）来撰写帖子时可能暴露的智力缺陷，提醒人们注意依赖AI生成内容的风险。它值得关注，因为它引发了关于AI辅助写作对个人表达和思考能力影响的讨论。</w:t>
+        <w:t>摘要：这篇文章讨论了使用大型语言模型（LLM）来撰写帖子时可能无意中暴露智力或能力局限的现象，强调了在AI辅助内容创作中保持批判性思维的重要性。它值得关注，因为随着LLM普及，理解其局限性和潜在风险对用户至关重要。</w:t>
       </w:r>
     </w:p>
     <w:p>
@@ -239,7 +239,7 @@
       </w:r>
       <w:r>
         <w:br/>
-        <w:t>摘要：美国共和党对人工智能公司发出严厉警告，可能涉及监管或政策问题。这值得关注，因为它可能影响AI行业的未来发展和法律环境。</w:t>
+        <w:t>摘要：美国共和党对AI公司发出严厉警告，可能涉及监管或政策问题，这反映了AI行业日益受到政治关注。该新闻值得关注，因为它可能预示未来AI监管方向，影响行业发展和创新。</w:t>
       </w:r>
     </w:p>
     <w:p>
@@ -263,7 +263,7 @@
       </w:r>
       <w:r>
         <w:br/>
-        <w:t>摘要：具身智能与上下文学习（ICL）结合成为创业新方向，上下文工程被视为新的扩展赛道。这值得关注，因为它展示了AI领域的新兴趋势和商业机会。</w:t>
+        <w:t>摘要：报道称具身智能（Embodied AI）结合上下文学习（ICL）成为创业新热点，上下文处理被视为新的扩展（Scaling）赛道。这值得关注，因为它揭示了AI技术前沿趋势，可能推动机器人交互和个性化应用的发展。</w:t>
       </w:r>
     </w:p>
     <w:p>
@@ -287,7 +287,7 @@
       </w:r>
       <w:r>
         <w:br/>
-        <w:t>摘要：报道称Fable 5.1模型通过改写API彻底切断蒸馏路径，标志着大模型蒸馏时代的结束。这值得关注，因为它可能改变AI模型开发的方式，并引发知识产权和竞争格局的讨论。</w:t>
+        <w:t>摘要：文章称大模型蒸馏时代结束，Fable 5.1通过改写API彻底切断蒸馏后路，可能指技术或政策变化。这值得关注，因为它影响模型开发效率和知识产权保护，可能重塑AI竞争格局。</w:t>
       </w:r>
     </w:p>
     <w:sectPr>
